--- a/docs/especificacion_tecnica.docx
+++ b/docs/especificacion_tecnica.docx
@@ -19518,7 +19518,7 @@
         <w:pStyle w:val="ListBullet"/>
       </w:pPr>
       <w:r>
-        <w:t>Video de presentación: docs/pea-i-por-dentro.mp4.</w:t>
+        <w:t>Videos de presentación: docs/video_taller.mp4 (Taller 2) y docs/video_parcial.mp4 (Parcial 2).</w:t>
       </w:r>
     </w:p>
     <w:p>
